--- a/data/revised_2026-10_full/outputs/v2/Core_Mathematics/SS2.9_Linear_Motion/Core_Mathematics_Linear_Motion_FinalExplanation_TeacherKey.docx
+++ b/data/revised_2026-10_full/outputs/v2/Core_Mathematics/SS2.9_Linear_Motion/Core_Mathematics_Linear_Motion_FinalExplanation_TeacherKey.docx
@@ -1872,7 +1872,7 @@
         </w:rPr>
         <w:t xml:space="preserve">© 2026 SeaVuria and ARES. This work is licensed under a </w:t>
       </w:r>
-      <w:hyperlink w:history="1" r:id="rIdrhsghaqzetvvl5a0e-nuy">
+      <w:hyperlink w:history="1" r:id="rIdicefsnwlph2wyx18amcfx">
         <w:r>
           <w:rPr>
             <w:rFonts w:ascii="Arial" w:cs="Arial" w:eastAsia="Arial" w:hAnsi="Arial"/>
@@ -1892,7 +1892,7 @@
         </w:rPr>
         <w:t xml:space="preserve"> (</w:t>
       </w:r>
-      <w:hyperlink w:history="1" r:id="rIdhed2vcepdukva8taf8nmk">
+      <w:hyperlink w:history="1" r:id="rIdh_ietli2iwzg40ogtjrp-">
         <w:r>
           <w:rPr>
             <w:rFonts w:ascii="Arial" w:cs="Arial" w:eastAsia="Arial" w:hAnsi="Arial"/>
@@ -1912,7 +1912,7 @@
         </w:rPr>
         <w:t xml:space="preserve">). To view a copy of this license, visit </w:t>
       </w:r>
-      <w:hyperlink w:history="1" r:id="rIdxxngr-xopenfd9l9vxu_o">
+      <w:hyperlink w:history="1" r:id="rIdyusmwz8w88v84evsh0bu0">
         <w:r>
           <w:rPr>
             <w:rFonts w:ascii="Arial" w:cs="Arial" w:eastAsia="Arial" w:hAnsi="Arial"/>
